--- a/学科资料/大物上实验合辑/大物实验报告（开源）/用惠斯登电桥测电阻.docx
+++ b/学科资料/大物上实验合辑/大物实验报告（开源）/用惠斯登电桥测电阻.docx
@@ -37,7 +37,7 @@
           <w:sz w:val="24"/>
           <w:szCs w:val="28"/>
         </w:rPr>
-        <w:t>姓名：</w:t>
+        <w:t/>
       </w:r>
       <w:r>
         <w:rPr>
@@ -47,7 +47,7 @@
           <w:u w:val="single"/>
           <w:lang w:val="en-US" w:eastAsia="zh-CN"/>
         </w:rPr>
-        <w:t>于博宇</w:t>
+        <w:t/>
       </w:r>
       <w:r>
         <w:rPr>
@@ -55,7 +55,7 @@
           <w:sz w:val="24"/>
           <w:szCs w:val="28"/>
         </w:rPr>
-        <w:t xml:space="preserve">  学号：</w:t>
+        <w:t xml:space="preserve"/>
       </w:r>
       <w:r>
         <w:rPr>
@@ -64,7 +64,7 @@
           <w:szCs w:val="28"/>
           <w:u w:val="single"/>
         </w:rPr>
-        <w:t>20233045</w:t>
+        <w:t/>
       </w:r>
       <w:r>
         <w:rPr>
@@ -74,7 +74,7 @@
           <w:u w:val="single"/>
           <w:lang w:val="en-US" w:eastAsia="zh-CN"/>
         </w:rPr>
-        <w:t>3151</w:t>
+        <w:t/>
       </w:r>
       <w:r>
         <w:rPr>
@@ -82,7 +82,7 @@
           <w:sz w:val="24"/>
           <w:szCs w:val="28"/>
         </w:rPr>
-        <w:t xml:space="preserve">  班级：</w:t>
+        <w:t xml:space="preserve"/>
       </w:r>
       <w:r>
         <w:rPr>
@@ -91,7 +91,7 @@
           <w:szCs w:val="28"/>
           <w:u w:val="single"/>
         </w:rPr>
-        <w:t>计</w:t>
+        <w:t/>
       </w:r>
       <w:r>
         <w:rPr>
@@ -101,7 +101,7 @@
           <w:u w:val="single"/>
           <w:lang w:val="en-US" w:eastAsia="zh-CN"/>
         </w:rPr>
-        <w:t>类</w:t>
+        <w:t/>
       </w:r>
       <w:r>
         <w:rPr>
@@ -110,7 +110,7 @@
           <w:szCs w:val="28"/>
           <w:u w:val="single"/>
         </w:rPr>
-        <w:t>2班</w:t>
+        <w:t/>
       </w:r>
       <w:r>
         <w:rPr>
@@ -118,7 +118,7 @@
           <w:sz w:val="24"/>
           <w:szCs w:val="28"/>
         </w:rPr>
-        <w:t xml:space="preserve">  座位号：</w:t>
+        <w:t xml:space="preserve"/>
       </w:r>
       <w:r>
         <w:rPr>
@@ -127,7 +127,7 @@
           <w:szCs w:val="28"/>
           <w:u w:val="single"/>
         </w:rPr>
-        <w:t>16号</w:t>
+        <w:t/>
       </w:r>
     </w:p>
     <w:p>
